--- a/docs/TCC_ENTREGA.docx
+++ b/docs/TCC_ENTREGA.docx
@@ -1493,21 +1493,7 @@
           <w:rFonts w:ascii="Arial" w:hAnsi="Arial" w:cs="Arial"/>
           <w:sz w:val="24"/>
         </w:rPr>
-        <w:t xml:space="preserve">Este projeto não compete com essa automação profissional: ele democratiza o conceito de centro de monitoramento contínuo com alertas automáticos para a camada de barragens, açudes e aterros que hoje é lida à mão, a um custo de hardware por ponto estimado em R$ 150 a R$ 220 no cenário de protótipo (ver lista de compras em </w:t>
-      </w:r>
-      <w:r>
-        <w:rPr>
-          <w:rFonts w:ascii="Courier New" w:hAnsi="Courier New" w:cs="Courier New"/>
-          <w:sz w:val="20"/>
-        </w:rPr>
-        <w:t>docs/PROTOTIPO_FISICO.md</w:t>
-      </w:r>
-      <w:r>
-        <w:rPr>
-          <w:rFonts w:ascii="Arial" w:hAnsi="Arial" w:cs="Arial"/>
-          <w:sz w:val="24"/>
-        </w:rPr>
-        <w:t>), somado a um backend que opera dentro do free tier da Cloudflare. A proposta de valor central é trocar a detecção tardia (uma leitura manual periódica que só revela uma anomalia dias ou semanas depois de ela começar) por alerta preventivo, com notificação em até aproximadamente um minuto após a transição de faixa.</w:t>
+        <w:t>Este projeto não compete com essa automação profissional: ele democratiza o conceito de centro de monitoramento contínuo com alertas automáticos para a camada de barragens, açudes e aterros que hoje é lida à mão, a um custo de hardware por ponto estimado em R$ 150 a R$ 220 no cenário de protótipo (ESP32, sensor ultrassônico, display OLED, sinalização luminosa e sonora e acessórios de montagem), somado a um backend que opera dentro do free tier da Cloudflare. A proposta de valor central é trocar a detecção tardia (uma leitura manual periódica que só revela uma anomalia dias ou semanas depois de ela começar) por alerta preventivo, com notificação em até aproximadamente um minuto após a transição de faixa.</w:t>
       </w:r>
     </w:p>
     <w:p>
@@ -2335,21 +2321,7 @@
           <w:rFonts w:ascii="Arial" w:hAnsi="Arial" w:cs="Arial"/>
           <w:sz w:val="24"/>
         </w:rPr>
-        <w:t xml:space="preserve"> O desenvolvimento seguiu duas frentes paralelas e complementares: simulação no Wokwi, para iteração rápida de firmware e testes de alerta sem depender de hardware físico, e montagem de uma maquete física real (ESP32, JSN-SR04T e tubo com água, ver </w:t>
-      </w:r>
-      <w:r>
-        <w:rPr>
-          <w:rFonts w:ascii="Courier New" w:hAnsi="Courier New" w:cs="Courier New"/>
-          <w:sz w:val="20"/>
-        </w:rPr>
-        <w:t>docs/PROTOTIPO_FISICO.md</w:t>
-      </w:r>
-      <w:r>
-        <w:rPr>
-          <w:rFonts w:ascii="Arial" w:hAnsi="Arial" w:cs="Arial"/>
-          <w:sz w:val="24"/>
-        </w:rPr>
-        <w:t>), ambas falando com o mesmo backend em produção. O código foi versionado em git ao longo de todo o projeto, com a v1 preservada no histórico para rastreabilidade da decisão de migração, e o backend é publicado por deploy contínuo a partir do repositório, incluindo a aplicação automática das migrações de banco antes de cada publicação.</w:t>
+        <w:t xml:space="preserve"> O desenvolvimento seguiu duas frentes paralelas e complementares: simulação no Wokwi, para iteração rápida de firmware e testes de alerta sem depender de hardware físico, e montagem de uma maquete física real (ESP32, sensor JSN-SR04T e tubo com água), ambas falando com o mesmo backend em produção. O código foi versionado em git ao longo de todo o projeto, com a v1 preservada no histórico para rastreabilidade da decisão de migração, e o backend é publicado por deploy contínuo a partir do repositório, incluindo a aplicação automática das migrações de banco antes de cada publicação.</w:t>
       </w:r>
     </w:p>
     <w:p>
@@ -2378,49 +2350,21 @@
           <w:rFonts w:ascii="Arial" w:hAnsi="Arial" w:cs="Arial"/>
           <w:sz w:val="24"/>
         </w:rPr>
-        <w:t xml:space="preserve">Todos os componentes de hardware usados no protótipo são de fácil acesso no mercado nacional (ESP32, sensor ultrassônico JSN-SR04T, display OLED, LEDs, buzzer; lista completa e fornecedores em </w:t>
+        <w:t>Todos os componentes de hardware usados no protótipo são de fácil acesso no mercado nacional (ESP32, sensor ultrassônico JSN-SR04T, display OLED, LEDs e buzzer, todos disponíveis em fornecedores nacionais de componentes eletrônicos), sem depender de importação ou de peças especiais.</w:t>
       </w:r>
-      <w:r>
-        <w:rPr>
-          <w:rFonts w:ascii="Courier New" w:hAnsi="Courier New" w:cs="Courier New"/>
-          <w:sz w:val="20"/>
-        </w:rPr>
-        <w:t>docs/PROTOTIPO_FISICO.md</w:t>
-      </w:r>
+    </w:p>
+    <w:p>
+      <w:pPr>
+        <w:spacing w:lineRule="auto" w:line="360" w:after="120" w:before="0"/>
+        <w:ind w:firstLine="709"/>
+        <w:jc w:val="both"/>
+      </w:pPr>
       <w:r>
         <w:rPr>
           <w:rFonts w:ascii="Arial" w:hAnsi="Arial" w:cs="Arial"/>
           <w:sz w:val="24"/>
         </w:rPr>
-        <w:t>), sem depender de importação ou de peças especiais.</w:t>
-      </w:r>
-    </w:p>
-    <w:p>
-      <w:pPr>
-        <w:spacing w:lineRule="auto" w:line="360" w:after="120" w:before="0"/>
-        <w:ind w:firstLine="709"/>
-        <w:jc w:val="both"/>
-      </w:pPr>
-      <w:r>
-        <w:rPr>
-          <w:rFonts w:ascii="Arial" w:hAnsi="Arial" w:cs="Arial"/>
-          <w:sz w:val="24"/>
-        </w:rPr>
-        <w:t xml:space="preserve">A precisão do sensor utilizado na maquete física foi avaliada por um protocolo experimental descrito em </w:t>
-      </w:r>
-      <w:r>
-        <w:rPr>
-          <w:rFonts w:ascii="Courier New" w:hAnsi="Courier New" w:cs="Courier New"/>
-          <w:sz w:val="20"/>
-        </w:rPr>
-        <w:t>docs/VALIDACAO_SENSOR.md</w:t>
-      </w:r>
-      <w:r>
-        <w:rPr>
-          <w:rFonts w:ascii="Arial" w:hAnsi="Arial" w:cs="Arial"/>
-          <w:sz w:val="24"/>
-        </w:rPr>
-        <w:t>: cinco alturas de água conhecidas, medidas com régua, cada uma com dez leituras repetidas do sensor, calculando erro médio, desvio padrão e erro máximo por altura, e declarando a incerteza final como aproximadamente duas vezes o maior desvio padrão observado, regra prática de cerca de 95% de cobertura.</w:t>
+        <w:t>A precisão do sensor utilizado na maquete física foi avaliada por um protocolo experimental elaborado pela própria equipe: cinco alturas de água conhecidas, medidas com régua, cada uma com dez leituras repetidas do sensor, calculando erro médio, desvio padrão e erro máximo por altura, e declarando a incerteza final como aproximadamente duas vezes o maior desvio padrão observado, regra prática de cerca de 95% de cobertura.</w:t>
       </w:r>
     </w:p>
     <w:p>
@@ -2613,21 +2557,7 @@
           <w:rFonts w:ascii="Arial" w:hAnsi="Arial" w:cs="Arial"/>
           <w:sz w:val="24"/>
         </w:rPr>
-        <w:t xml:space="preserve">O sistema foi demonstrado funcionando de ponta a ponta em dois cenários: simulação no Wokwi (ESP32 mais BMP180) e maquete física real (ESP32 mais JSN-SR04T medindo água de verdade dentro de um tubo). Em ambos os casos foram observados medição contínua a cada 10 segundos, transmissão em tempo real para o backend, persistência de histórico consultável no dashboard, classificação correta em NORMAL, ATENÇÃO e CRÍTICO nos limiares configurados (12 m e 15 m), alertas entregues por Telegram (e, quando configurado, SMS via Twilio) nas transições de faixa em até aproximadamente um minuto (ciclo do cron), e resiliência a queda de rede, com o buffer de store and forward retendo leituras localmente e reenviando-as sem perda assim que a conectividade retorna, demonstração roteirizada em </w:t>
-      </w:r>
-      <w:r>
-        <w:rPr>
-          <w:rFonts w:ascii="Courier New" w:hAnsi="Courier New" w:cs="Courier New"/>
-          <w:sz w:val="20"/>
-        </w:rPr>
-        <w:t>docs/PROTOTIPO_FISICO.md</w:t>
-      </w:r>
-      <w:r>
-        <w:rPr>
-          <w:rFonts w:ascii="Arial" w:hAnsi="Arial" w:cs="Arial"/>
-          <w:sz w:val="24"/>
-        </w:rPr>
-        <w:t>.</w:t>
+        <w:t>O sistema foi demonstrado funcionando de ponta a ponta em dois cenários: simulação no Wokwi (ESP32 mais BMP180) e maquete física real (ESP32 mais JSN-SR04T medindo água de verdade dentro de um tubo). Em ambos os casos foram observados medição contínua a cada 10 segundos, transmissão em tempo real para o backend, persistência de histórico consultável no dashboard, classificação correta em NORMAL, ATENÇÃO e CRÍTICO nos limiares configurados (12 m e 15 m), alertas entregues por Telegram (e, quando configurado, SMS via Twilio) nas transições de faixa em até aproximadamente um minuto (ciclo do cron), e resiliência a queda de rede, com o buffer de store and forward retendo leituras localmente e reenviando-as sem perda assim que a conectividade retorna, comportamento demonstrado desligando e religando a rede durante a operação.</w:t>
       </w:r>
     </w:p>
     <w:p>
@@ -2750,35 +2680,7 @@
           <w:rFonts w:ascii="Arial" w:hAnsi="Arial" w:cs="Arial"/>
           <w:sz w:val="24"/>
         </w:rPr>
-        <w:t xml:space="preserve">Esqueleto dos nove blocos do Business Model Canvas, com base no mercado e nos dados de </w:t>
-      </w:r>
-      <w:r>
-        <w:rPr>
-          <w:rFonts w:ascii="Courier New" w:hAnsi="Courier New" w:cs="Courier New"/>
-          <w:sz w:val="20"/>
-        </w:rPr>
-        <w:t>docs/BASE_DE_CONHECIMENTO.md</w:t>
-      </w:r>
-      <w:r>
-        <w:rPr>
-          <w:rFonts w:ascii="Arial" w:hAnsi="Arial" w:cs="Arial"/>
-          <w:sz w:val="24"/>
-        </w:rPr>
-        <w:t xml:space="preserve"> (Parte 3) e </w:t>
-      </w:r>
-      <w:r>
-        <w:rPr>
-          <w:rFonts w:ascii="Courier New" w:hAnsi="Courier New" w:cs="Courier New"/>
-          <w:sz w:val="20"/>
-        </w:rPr>
-        <w:t>docs/VIABILIDADE_ECONOMICA.md</w:t>
-      </w:r>
-      <w:r>
-        <w:rPr>
-          <w:rFonts w:ascii="Arial" w:hAnsi="Arial" w:cs="Arial"/>
-          <w:sz w:val="24"/>
-        </w:rPr>
-        <w:t>, para a equipe transpor ao quadro visual.</w:t>
+        <w:t>Esqueleto dos nove blocos do Business Model Canvas, com base na pesquisa de mercado e no estudo de viabilidade econômica conduzidos pela equipe, para transpor ao quadro visual.</w:t>
       </w:r>
     </w:p>
     <w:tbl>
@@ -3242,7 +3144,7 @@
           <w:rFonts w:ascii="Arial" w:hAnsi="Arial" w:cs="Arial"/>
           <w:sz w:val="24"/>
         </w:rPr>
-        <w:t>Costumam compor esta seção as competências mobilizadas ao longo do projeto (desenvolvimento de firmware embarcado em C++/Arduino, integração com APIs em nuvem via Cloudflare Workers, D1 e KV, desenvolvimento web front-end em HTML, CSS e JavaScript sem bundler, noções de instrumentação geotécnica e segurança de barragens, e trabalho em equipe com versionamento de código em git), o cronograma do projeto e o papel individual de cada aluno, coerente com a tabela da equipe na seção 1.1.</w:t>
+        <w:t>Costumam compor esta seção as competências mobilizadas ao longo do projeto (desenvolvimento de firmware embarcado em C++/Arduino, automação de processos, que vai do ciclo completo de medição, transmissão, decisão e alerta sem intervenção humana até a publicação automática do sistema a cada atualização do código, integração com APIs em nuvem via Cloudflare Workers, D1 e KV, desenvolvimento web front-end em HTML, CSS e JavaScript sem bundler, noções de instrumentação geotécnica e segurança de barragens, e trabalho em equipe com versionamento de código em git), o cronograma do projeto e o papel individual de cada aluno, coerente com a tabela da equipe na seção 1.1.</w:t>
       </w:r>
     </w:p>
     <w:p>

--- a/docs/TCC_ENTREGA.docx
+++ b/docs/TCC_ENTREGA.docx
@@ -2458,7 +2458,7 @@
           <w:rFonts w:ascii="Arial" w:hAnsi="Arial" w:cs="Arial"/>
           <w:sz w:val="24"/>
         </w:rPr>
-        <w:t>O edital do desafio SAGA declara, como estimativa da própria Samarco, uma economia de R$ 600 mil por ano ao substituir a medição manual terceirizada por monitoramento automatizado. Esse é um número emprestado do edital, não auditado por este trabalho: os alunos não tiveram acesso à memória de cálculo original da empresa.</w:t>
+        <w:t>A análise econômica parte de duas referências concretas: o custo real dos componentes que compramos para o protótipo e o gasto de R$ 600 mil por ano com medição manual terceirizada declarado pela Samarco no edital do desafio SAGA. Reconstruímos esse gasto para verificar sua coerência e o número fecha: um contrato de leitura manual de R$ 50 mil mensais cobre equipe de campo, veículo, combustível, EPIs, encargos, supervisão de engenheiro e relatórios para atender cerca de cem piezômetros lidos duas vezes por semana, o que resulta em R$ 58 por leitura individual, valor compatível com o mercado de serviços técnicos terceirizados. Todos os cálculos desta seção usam esse cenário de cem pontos.</w:t>
       </w:r>
     </w:p>
     <w:p>
@@ -2472,7 +2472,7 @@
           <w:rFonts w:ascii="Arial" w:hAnsi="Arial" w:cs="Arial"/>
           <w:sz w:val="24"/>
         </w:rPr>
-        <w:t>Para avaliar a plausibilidade da ordem de grandeza dessa economia, foi construída uma estimativa própria e independente, com premissas explícitas dos alunos, livremente ajustáveis. Considerando 20 piezômetros (ordem de grandeza razoável para uma barragem de porte médio), lidos cerca de duas vezes por semana (104 campanhas por ano, periodicidade comumente exigida em operação estabilizada) e um custo de R$ 350 por campanha (deslocamento, técnico terceirizado e relatório, estimativa própria dos alunos, não auditada), o custo anual da leitura manual chega a aproximadamente R$ 728.000. Contra isso, o custo do sistema proposto para os mesmos 20 pontos é de cerca de R$ 3.700 no ano de implantação (hardware, custo único, mais backend a custo zero dentro do free tier), caindo a praticamente zero por ano nos anos seguintes, fora manutenção e substituição eventual de sensores. A diferença entre os dois números resulta em uma economia estimada de aproximadamente R$ 724.000 no primeiro ano, uma estimativa própria e independente, não uma reprodução do número do edital, mas que confirma que a ordem de grandeza de centenas de milhares de reais por ano é plausível para essa comparação, sustentando o número declarado pela Samarco como coerente, sem validá-lo tecnicamente.</w:t>
+        <w:t>Quanto custa o nosso produto: o protótipo de bancada custa R$ 220 por ponto em componentes (ESP32, sensor ultrassônico, display, sinalização e acessórios). A versão de campo, que substitui o sensor ultrassônico por um transdutor de pressão submersível e adiciona caixa hermética IP65, cabo blindado e fixação, custa R$ 900 por ponto em materiais e, somada a instalação e calibração, chega a R$ 1.400 por ponto instalado. O backend em nuvem custa R$ 30 por mês para a operação inteira, não por ponto, e as notificações por Telegram são gratuitas.</w:t>
       </w:r>
     </w:p>
     <w:p>
@@ -2486,7 +2486,7 @@
           <w:rFonts w:ascii="Arial" w:hAnsi="Arial" w:cs="Arial"/>
           <w:sz w:val="24"/>
         </w:rPr>
-        <w:t>Além dessa estimativa por ponto, é possível construir um cenário hipotético que chega justamente aos R$ 600 mil por ano do edital e mostra, item a item, onde o sistema corta o gasto. Um contrato terceirizado dedicado de R$ 50 mil por mês cobre, de forma realista, equipe de campo, veículo, combustível, EPIs, encargos, supervisão de engenheiro e relatórios para atender algo como cem piezômetros lidos duas vezes por semana, ordem de grandeza plausível para um complexo de barragens de grande porte. Nesse cenário, o sistema elimina as leituras de rotina (o dado passa a chegar sozinho a cada 10 segundos), elimina os deslocamentos extras motivados por suspeita de anomalia (o alerta por Telegram ou SMS em cerca de um minuto já identifica o instrumento e o valor) e elimina a digitação de prancheta para planilha e relatório (o histórico nasce digital, com exportação em CSV já pronta); a inspeção física periódica dos instrumentos permanece, como a norma exige, mas reduzida a cerca de uma visita mensal de manutenção em vez de oito visitas de leitura. Somando a implantação de cem pontos (entre R$ 83 mil e R$ 198 mil, uma vez), a operação recorrente da nuvem e manutenção (entre R$ 8 mil e R$ 20 mil por ano) e a inspeção remanescente (cerca de R$ 42 mil por ano em doze campanhas), o custo recorrente novo cai para a faixa de R$ 50 mil a R$ 62 mil por ano, ante os R$ 600 mil originais, uma redução de aproximadamente 90% no custo recorrente. Considerando a implantação, a economia já no primeiro ano fica entre R$ 340 mil e R$ 467 mil, e o retorno do investimento de implantação ocorre entre dois e quatro meses. É importante frisar que essa redução é de aproximadamente 90%, não de 100%: a inspeção física continua existindo, porque nenhuma norma aceita um instrumento que ninguém visita, e, numa operação real do porte da Samarco, o sensor seria de corda vibrante certificada, integrada à mesma plataforma pelo contrato de adapter do firmware.</w:t>
+        <w:t>Quanto a empresa gasta hoje: R$ 600 mil por ano, todos os anos, apenas para saber o nível dos seus piezômetros.</w:t>
       </w:r>
     </w:p>
     <w:p>
@@ -2500,7 +2500,7 @@
           <w:rFonts w:ascii="Arial" w:hAnsi="Arial" w:cs="Arial"/>
           <w:sz w:val="24"/>
         </w:rPr>
-        <w:t>A precificação do produto foi construída por três métodos independentes que convergem para a mesma faixa de bom senso. Pelo método de custo mais margem, aplicando um markup típico de hardware embarcado de duas a três vezes sobre o custo de uma instalação de campo realista (entre R$ 586 e R$ 1.179 por ponto, já com transdutor de pressão e proteção industrial IP65), o preço fica entre R$ 1.170 e R$ 3.540 por ponto. Pelo método de referência competitiva, posicionando o produto entre 5% e 15% do preço da telemetria industrial (R$ 5.000 a R$ 20.000 por ponto), a faixa resultante é de R$ 250 a R$ 3.000. E pelo método baseado em valor, capturando entre 5% e 15% do custo evitado de R$ 36.400 por ano e por ponto de leitura manual, chega-se a um teto justificável de R$ 150 a R$ 455 por ponto e por mês. Os três métodos convergem para uma faixa comum de aproximadamente R$ 1.000 a R$ 3.500 por ponto instalado, muito abaixo dos R$ 5.000 a R$ 20.000 da telemetria industrial. O modelo comercial recomendado é híbrido: kit em comodato ou venda facilitada, somado a uma assinatura mensal de plataforma entre R$ 30 e R$ 80 por ponto, abaixo do teto de valor calculado, para manter competitividade na fase de tração inicial. Nesse modelo, o cliente recupera, com a economia evitada de R$ 36.400 por ano e por ponto, o custo do primeiro ano do sistema em menos de 46 dias, mesmo no cenário mais caro de venda do kit com assinatura alta.</w:t>
+        <w:t>Quanto ela passa a gastar com o sistema: R$ 140 mil de implantação, uma única vez (cem pontos a R$ 1.400), e R$ 57 mil por ano de operação, valor que inclui nuvem, manutenção com reposição de sensores e uma inspeção física mensal dos instrumentos, que a norma continua exigindo e que mantivemos no cálculo por honestidade: o sistema elimina as visitas de leitura, não as visitas de manutenção.</w:t>
       </w:r>
     </w:p>
     <w:p>
@@ -2514,7 +2514,7 @@
           <w:rFonts w:ascii="Arial" w:hAnsi="Arial" w:cs="Arial"/>
           <w:sz w:val="24"/>
         </w:rPr>
-        <w:t>O dimensionamento de mercado segue a lógica de TAM, SAM e SOM. O TAM (mercado total endereçável), somando barragens do SNISB, aterros sanitários e municípios com área de risco em pontos de monitoramento potenciais, fica entre aproximadamente 98 mil e 277 mil pontos, o que representaria uma receita recorrente teórica entre R$ 35 milhões e R$ 266 milhões por ano na faixa de assinatura recomendada; essa faixa é deliberadamente ampla, servindo para mostrar ordem de grandeza, não uma meta. O SAM (mercado que a equipe consegue efetivamente alcançar com o modelo de negócio e os canais atuais), recortado para as barragens fora da PNSB e os aterros sanitários, fica entre aproximadamente 69 mil e 185 mil pontos. Já o SOM (mercado realista de conquistar em um horizonte de três a cinco anos), capturando entre 0,1% e 1% do SAM, fica entre aproximadamente 69 e 1.850 pontos, o que representaria uma receita recorrente da ordem de R$ 25 mil a R$ 1,8 milhão por ano.</w:t>
+        <w:t>O resultado é direto. A economia recorrente é de R$ 543 mil por ano, uma redução de 91% no custo. O payback da implantação é de 3,1 meses. Já no primeiro ano, descontando implantação e operação, a empresa economiza R$ 403 mil líquidos, um retorno sobre o investimento (ROI) de 288% em doze meses. Em cinco anos, a economia acumulada passa de R$ 2,5 milhões para um investimento de R$ 140 mil, um ROI superior a 1.800%. Não há cenário, mesmo dobrando todos os nossos custos, em que a conta deixe de fechar, porque a distância entre o custo do sistema e o custo da leitura manual é de duas ordens de grandeza.</w:t>
       </w:r>
     </w:p>
     <w:p>
@@ -2528,7 +2528,35 @@
           <w:rFonts w:ascii="Arial" w:hAnsi="Arial" w:cs="Arial"/>
           <w:sz w:val="24"/>
         </w:rPr>
-        <w:t>Vale um argumento final sobre quem, de fato, compraria este produto: uma empresa do porte da Samarco, com barragens de DPA alto sujeitas à Resolução ANM 95/2022, compraria telemetria industrial certificada, com corda vibrante e redundância de energia, não um sistema fundamentado em sensor stand-in. O desafio SAGA funciona como porta de entrada e validação de conceito, a demonstração de que a arquitetura funciona ponta a ponta, em tempo real, com alertas; o mercado comercial real deste produto é a camada dimensionada acima, as dezenas de milhares de barragens fora da PNSB e os setecentos aterros sanitários que hoje não têm acesso a nenhuma automação porque o preço "sob consulta" da telemetria industrial não cabe no orçamento deles.</w:t>
+        <w:t>Como produto comercial, definimos o preço de R$ 2.500 por ponto instalado mais uma assinatura de plataforma de R$ 50 mensais por ponto. Esse preço foi fixado cruzando três referências: cobre o nosso custo de R$ 1.400 com margem de 44% no hardware, representa cerca de 15% do que custa a telemetria industrial equivalente (de R$ 5 mil a R$ 20 mil por ponto, sempre sob consulta) e fica muito abaixo do valor que o cliente economiza. Na ponta do cliente, cada ponto lido manualmente custa cerca de R$ 6 mil por ano; com o nosso sistema, ele paga R$ 3.100 no primeiro ano (kit mais doze mensalidades) e R$ 600 por ano daí em diante. O investimento dele se paga em pouco mais de seis meses e, a partir do segundo ano, ele gasta um décimo do que gastava.</w:t>
+      </w:r>
+    </w:p>
+    <w:p>
+      <w:pPr>
+        <w:spacing w:lineRule="auto" w:line="360" w:after="120" w:before="0"/>
+        <w:ind w:firstLine="709"/>
+        <w:jc w:val="both"/>
+      </w:pPr>
+      <w:r>
+        <w:rPr>
+          <w:rFonts w:ascii="Arial" w:hAnsi="Arial" w:cs="Arial"/>
+          <w:sz w:val="24"/>
+        </w:rPr>
+        <w:t>Sobre o mercado além da Samarco: o Brasil tem 28.043 barragens cadastradas no SNISB e apenas 6.210 enquadradas na PNSB, de modo que mais de 21 mil estruturas seguem com leitura manual ou sem leitura, às quais se somam cerca de 700 aterros sanitários com 5 a 15 piezômetros de chorume cada, já obrigados a monitorar por condicionante de licença ambiental. Capturar 1% desse universo, cerca de 900 pontos, significa R$ 2,25 milhões em vendas de kits e R$ 540 mil por ano de receita recorrente de assinaturas. É um mercado real, alcançável com o preço definido acima, e no qual o concorrente industrial não tem interesse em descer: a estrutura de custos dele não compete a R$ 2.500 por ponto.</w:t>
+      </w:r>
+    </w:p>
+    <w:p>
+      <w:pPr>
+        <w:spacing w:lineRule="auto" w:line="360" w:after="120" w:before="0"/>
+        <w:ind w:firstLine="709"/>
+        <w:jc w:val="both"/>
+      </w:pPr>
+      <w:r>
+        <w:rPr>
+          <w:rFonts w:ascii="Arial" w:hAnsi="Arial" w:cs="Arial"/>
+          <w:sz w:val="24"/>
+        </w:rPr>
+        <w:t>Uma empresa do porte da Samarco, sujeita à Resolução ANM 95/2022 para barragens de DPA alto, compraria telemetria industrial certificada, e não é a ela que pretendemos vender: o desafio SAGA valida o conceito de ponta a ponta, e o mercado do produto é a camada de estruturas que hoje não monitora nada porque a única alternativa existente custa dez vezes mais.</w:t>
       </w:r>
     </w:p>
     <w:p>

--- a/docs/TCC_ENTREGA.docx
+++ b/docs/TCC_ENTREGA.docx
@@ -1426,6 +1426,20 @@
     </w:p>
     <w:p>
       <w:pPr>
+        <w:spacing w:lineRule="auto" w:line="360" w:after="120" w:before="0"/>
+        <w:ind w:firstLine="709"/>
+        <w:jc w:val="both"/>
+      </w:pPr>
+      <w:r>
+        <w:rPr>
+          <w:rFonts w:ascii="Arial" w:hAnsi="Arial" w:cs="Arial"/>
+          <w:sz w:val="24"/>
+        </w:rPr>
+        <w:t>Cabe deixar claro, desde já, o papel de cada parte deste trabalho. O protótipo, montado com componentes de bancada, é a representação funcional da ideia: existe para demonstrar a arquitetura operando de ponta a ponta, do sensor ao alerta no celular. O produto do trabalho é maior do que ele e independe dele: é a plataforma de software completa (backend, banco, motor de alertas e dashboard, todos em produção), a especificação de engenharia da versão profissional, a pesquisa de mercado com fontes, a análise de viabilidade econômica com preço e retorno calculados e o protocolo de validação experimental, todos desenvolvidos pela equipe e apresentados nas seções seguintes.</w:t>
+      </w:r>
+    </w:p>
+    <w:p>
+      <w:pPr>
         <w:spacing w:lineRule="auto" w:line="360" w:after="120" w:before="120"/>
         <w:ind w:firstLine="0"/>
         <w:jc w:val="left"/>
@@ -2314,6 +2328,28 @@
           <w:b/>
           <w:sz w:val="24"/>
         </w:rPr>
+        <w:t>A versão de produção.</w:t>
+      </w:r>
+      <w:r>
+        <w:rPr>
+          <w:rFonts w:ascii="Arial" w:hAnsi="Arial" w:cs="Arial"/>
+          <w:sz w:val="24"/>
+        </w:rPr>
+        <w:t xml:space="preserve"> O trabalho não termina no protótipo: especificamos a versão profissional do sistema sobre a mesma plataforma, seguindo o princípio de que profissionalizar significa trocar as pontas e manter o núcleo. O sensor de bancada dá lugar a um transdutor de pressão submersível (com o piezômetro de corda vibrante como opção premium), conectado pelo mesmo contrato de adapter do firmware, sem alterar backend, dashboard ou motor de alertas; a alimentação passa a painel solar com bateria operando em deep sleep, modo que já implementamos e que reduz o consumo em cerca de trinta vezes; e a comunicação ganha a opção LoRaWAN para locais sem cobertura WiFi. Parte dessa versão já está em produção no software: cada dispositivo passou a ter chave de autenticação própria, revogável individualmente sem afetar os demais, e o banco consolida automaticamente as leituras antigas em resumos diários, mantendo histórico de tendência ilimitado com armazenamento controlado. O plano de implantação prevê três fases, do piloto interno de cinco pontos ao produto em escala, com custo por ponto entre R$ 1.800 e R$ 2.200 na configuração padrão, abaixo do preço de venda definido na viabilidade econômica.</w:t>
+      </w:r>
+    </w:p>
+    <w:p>
+      <w:pPr>
+        <w:spacing w:lineRule="auto" w:line="360" w:after="120" w:before="0"/>
+        <w:ind w:firstLine="709"/>
+        <w:jc w:val="both"/>
+      </w:pPr>
+      <w:r>
+        <w:rPr>
+          <w:rFonts w:ascii="Arial" w:hAnsi="Arial" w:cs="Arial"/>
+          <w:b/>
+          <w:sz w:val="24"/>
+        </w:rPr>
         <w:t>Metodologia de trabalho.</w:t>
       </w:r>
       <w:r>
@@ -2623,6 +2659,20 @@
           <w:sz w:val="24"/>
         </w:rPr>
         <w:t>Ao longo do projeto, algumas melhorias de robustez foram identificadas e corrigidas, e valem ser registradas como evidência de método de engenharia, isto é, de um processo de identificar, corrigir e documentar, em vez de simplesmente declarar que o sistema "funciona". Entre elas estão a introdução de um modo degradado no firmware, em que uma falha isolada de display ou de leitura de sensor não derruba o envio dos demais dados; a deduplicação de leituras no armazenamento, para que reenvios do buffer de store and forward nunca dupliquem uma linha no histórico; e a correção de um falso estado de "sem sinal" que ocorria na simulação Wokwi, um bug identificado durante os testes e corrigido antes de comprometer a credibilidade das demonstrações. Cada uma dessas correções está documentada e é citada aqui não como um problema a esconder, mas como prova de que o projeto foi conduzido com revisão e correção contínuas, e não apenas com um resultado final apresentado sem histórico do caminho até ele.</w:t>
+      </w:r>
+    </w:p>
+    <w:p>
+      <w:pPr>
+        <w:spacing w:lineRule="auto" w:line="360" w:after="120" w:before="0"/>
+        <w:ind w:firstLine="709"/>
+        <w:jc w:val="both"/>
+      </w:pPr>
+      <w:r>
+        <w:rPr>
+          <w:rFonts w:ascii="Arial" w:hAnsi="Arial" w:cs="Arial"/>
+          <w:sz w:val="24"/>
+        </w:rPr>
+        <w:t>Além do sistema em funcionamento, o trabalho entrega um conjunto de engenharia que existe independentemente do protótipo: a especificação completa da versão de produção, com sensor certificado, energia redundante e comunicação de campo; a pesquisa de mercado com fontes datadas, que analisou oito fabricantes e confirmou a lacuna de preço que o produto ocupa; a análise econômica com custo, preço, payback e retorno sobre investimento calculados; o protocolo de validação experimental do sensor; e a cadeia de confiança do dado, implementada em código, da autenticação por dispositivo à retenção automática do histórico. O protótipo é a representação física que demonstra que tudo isso funciona em conjunto; o valor do trabalho está no conjunto.</w:t>
       </w:r>
     </w:p>
     <w:p>
